--- a/manual AI.docx
+++ b/manual AI.docx
@@ -2,6 +2,47 @@
 <file path=word/document.xml><?xml version="1.0" encoding="utf-8"?>
 <w:document xmlns:wpc="http://schemas.microsoft.com/office/word/2010/wordprocessingCanvas" xmlns:cx="http://schemas.microsoft.com/office/drawing/2014/chartex" xmlns:cx1="http://schemas.microsoft.com/office/drawing/2015/9/8/chartex" xmlns:cx2="http://schemas.microsoft.com/office/drawing/2015/10/21/chartex" xmlns:cx3="http://schemas.microsoft.com/office/drawing/2016/5/9/chartex" xmlns:cx4="http://schemas.microsoft.com/office/drawing/2016/5/10/chartex" xmlns:cx5="http://schemas.microsoft.com/office/drawing/2016/5/11/chartex" xmlns:cx6="http://schemas.microsoft.com/office/drawing/2016/5/12/chartex" xmlns:cx7="http://schemas.microsoft.com/office/drawing/2016/5/13/chartex" xmlns:cx8="http://schemas.microsoft.com/office/drawing/2016/5/14/chartex" xmlns:mc="http://schemas.openxmlformats.org/markup-compatibility/2006" xmlns:aink="http://schemas.microsoft.com/office/drawing/2016/ink" xmlns:am3d="http://schemas.microsoft.com/office/drawing/2017/model3d" xmlns:o="urn:schemas-microsoft-com:office:office" xmlns:oel="http://schemas.microsoft.com/office/2019/extlst" xmlns:r="http://schemas.openxmlformats.org/officeDocument/2006/relationships" xmlns:m="http://schemas.openxmlformats.org/officeDocument/2006/math" xmlns:v="urn:schemas-microsoft-com:vml" xmlns:wp14="http://schemas.microsoft.com/office/word/2010/wordprocessingDrawing" xmlns:wp="http://schemas.openxmlformats.org/drawingml/2006/wordprocessingDrawing" xmlns:w10="urn:schemas-microsoft-com:office:word" xmlns:w="http://schemas.openxmlformats.org/wordprocessingml/2006/main" xmlns:w14="http://schemas.microsoft.com/office/word/2010/wordml" xmlns:w15="http://schemas.microsoft.com/office/word/2012/wordml" xmlns:w16cex="http://schemas.microsoft.com/office/word/2018/wordml/cex" xmlns:w16cid="http://schemas.microsoft.com/office/word/2016/wordml/cid" xmlns:w16="http://schemas.microsoft.com/office/word/2018/wordml" xmlns:w16du="http://schemas.microsoft.com/office/word/2023/wordml/word16du" xmlns:w16sdtdh="http://schemas.microsoft.com/office/word/2020/wordml/sdtdatahash" xmlns:w16se="http://schemas.microsoft.com/office/word/2015/wordml/symex" xmlns:wpg="http://schemas.microsoft.com/office/word/2010/wordprocessingGroup" xmlns:wpi="http://schemas.microsoft.com/office/word/2010/wordprocessingInk" xmlns:wne="http://schemas.microsoft.com/office/word/2006/wordml" xmlns:wps="http://schemas.microsoft.com/office/word/2010/wordprocessingShape" mc:Ignorable="w14 w15 w16se w16cid w16 w16cex w16sdtdh w16du wp14">
   <w:body>
+    <w:p>
+      <w:pPr>
+        <w:pStyle w:val="Prrafodelista"/>
+        <w:numPr>
+          <w:ilvl w:val="0"/>
+          <w:numId w:val="9"/>
+        </w:numPr>
+      </w:pPr>
+      <w:r>
+        <w:fldChar w:fldCharType="begin"/>
+      </w:r>
+      <w:r>
+        <w:instrText>HYPERLINK "</w:instrText>
+      </w:r>
+      <w:r>
+        <w:instrText>https://github.com/getify/You-Dont-Know-JS</w:instrText>
+      </w:r>
+      <w:r>
+        <w:instrText>"</w:instrText>
+      </w:r>
+      <w:r>
+        <w:fldChar w:fldCharType="separate"/>
+      </w:r>
+      <w:r>
+        <w:rPr>
+          <w:rStyle w:val="Hipervnculo"/>
+        </w:rPr>
+        <w:t>https://github.com/getify/You-Dont-Know-JS</w:t>
+      </w:r>
+      <w:r>
+        <w:fldChar w:fldCharType="end"/>
+      </w:r>
+      <w:r>
+        <w:t xml:space="preserve"> </w:t>
+      </w:r>
+    </w:p>
+    <w:p>
+      <w:pPr>
+        <w:ind w:left="360"/>
+      </w:pPr>
+    </w:p>
     <w:p>
       <w:r>
         <w:t>Perfecto, vamos a crear paso a paso la estructura básica necesaria para un manual de programación moderno en GitHub.</w:t>
@@ -692,6 +733,7 @@
     <w:p/>
     <w:p>
       <w:r>
+        <w:lastRenderedPageBreak/>
         <w:t>3</w:t>
       </w:r>
       <w:r>
@@ -736,7 +778,6 @@
         </w:numPr>
       </w:pPr>
       <w:r>
-        <w:lastRenderedPageBreak/>
         <w:t>Personaliza los títulos y secciones según tu tema</w:t>
       </w:r>
     </w:p>
@@ -1109,6 +1150,7 @@
         </w:numPr>
       </w:pPr>
       <w:r>
+        <w:lastRenderedPageBreak/>
         <w:t>La primera publicación puede tardar unos minutos</w:t>
       </w:r>
     </w:p>
@@ -1125,7 +1167,6 @@
         </w:numPr>
       </w:pPr>
       <w:r>
-        <w:lastRenderedPageBreak/>
         <w:t>Si usas la carpeta /docs, asegúrate de que tu documentación esté en esa carpeta</w:t>
       </w:r>
     </w:p>
@@ -1314,6 +1355,118 @@
     </w:lvl>
   </w:abstractNum>
   <w:abstractNum w:abstractNumId="1" w15:restartNumberingAfterBreak="0">
+    <w:nsid w:val="30463354"/>
+    <w:multiLevelType w:val="hybridMultilevel"/>
+    <w:tmpl w:val="89225E46"/>
+    <w:lvl w:ilvl="0" w:tplc="198A0A24">
+      <w:numFmt w:val="bullet"/>
+      <w:lvlText w:val=""/>
+      <w:lvlJc w:val="left"/>
+      <w:pPr>
+        <w:ind w:left="720" w:hanging="360"/>
+      </w:pPr>
+      <w:rPr>
+        <w:rFonts w:ascii="Wingdings" w:eastAsiaTheme="minorHAnsi" w:hAnsi="Wingdings" w:cstheme="minorBidi" w:hint="default"/>
+      </w:rPr>
+    </w:lvl>
+    <w:lvl w:ilvl="1" w:tplc="0C0A0003" w:tentative="1">
+      <w:start w:val="1"/>
+      <w:numFmt w:val="bullet"/>
+      <w:lvlText w:val="o"/>
+      <w:lvlJc w:val="left"/>
+      <w:pPr>
+        <w:ind w:left="1440" w:hanging="360"/>
+      </w:pPr>
+      <w:rPr>
+        <w:rFonts w:ascii="Courier New" w:hAnsi="Courier New" w:cs="Courier New" w:hint="default"/>
+      </w:rPr>
+    </w:lvl>
+    <w:lvl w:ilvl="2" w:tplc="0C0A0005" w:tentative="1">
+      <w:start w:val="1"/>
+      <w:numFmt w:val="bullet"/>
+      <w:lvlText w:val=""/>
+      <w:lvlJc w:val="left"/>
+      <w:pPr>
+        <w:ind w:left="2160" w:hanging="360"/>
+      </w:pPr>
+      <w:rPr>
+        <w:rFonts w:ascii="Wingdings" w:hAnsi="Wingdings" w:hint="default"/>
+      </w:rPr>
+    </w:lvl>
+    <w:lvl w:ilvl="3" w:tplc="0C0A0001" w:tentative="1">
+      <w:start w:val="1"/>
+      <w:numFmt w:val="bullet"/>
+      <w:lvlText w:val=""/>
+      <w:lvlJc w:val="left"/>
+      <w:pPr>
+        <w:ind w:left="2880" w:hanging="360"/>
+      </w:pPr>
+      <w:rPr>
+        <w:rFonts w:ascii="Symbol" w:hAnsi="Symbol" w:hint="default"/>
+      </w:rPr>
+    </w:lvl>
+    <w:lvl w:ilvl="4" w:tplc="0C0A0003" w:tentative="1">
+      <w:start w:val="1"/>
+      <w:numFmt w:val="bullet"/>
+      <w:lvlText w:val="o"/>
+      <w:lvlJc w:val="left"/>
+      <w:pPr>
+        <w:ind w:left="3600" w:hanging="360"/>
+      </w:pPr>
+      <w:rPr>
+        <w:rFonts w:ascii="Courier New" w:hAnsi="Courier New" w:cs="Courier New" w:hint="default"/>
+      </w:rPr>
+    </w:lvl>
+    <w:lvl w:ilvl="5" w:tplc="0C0A0005" w:tentative="1">
+      <w:start w:val="1"/>
+      <w:numFmt w:val="bullet"/>
+      <w:lvlText w:val=""/>
+      <w:lvlJc w:val="left"/>
+      <w:pPr>
+        <w:ind w:left="4320" w:hanging="360"/>
+      </w:pPr>
+      <w:rPr>
+        <w:rFonts w:ascii="Wingdings" w:hAnsi="Wingdings" w:hint="default"/>
+      </w:rPr>
+    </w:lvl>
+    <w:lvl w:ilvl="6" w:tplc="0C0A0001" w:tentative="1">
+      <w:start w:val="1"/>
+      <w:numFmt w:val="bullet"/>
+      <w:lvlText w:val=""/>
+      <w:lvlJc w:val="left"/>
+      <w:pPr>
+        <w:ind w:left="5040" w:hanging="360"/>
+      </w:pPr>
+      <w:rPr>
+        <w:rFonts w:ascii="Symbol" w:hAnsi="Symbol" w:hint="default"/>
+      </w:rPr>
+    </w:lvl>
+    <w:lvl w:ilvl="7" w:tplc="0C0A0003" w:tentative="1">
+      <w:start w:val="1"/>
+      <w:numFmt w:val="bullet"/>
+      <w:lvlText w:val="o"/>
+      <w:lvlJc w:val="left"/>
+      <w:pPr>
+        <w:ind w:left="5760" w:hanging="360"/>
+      </w:pPr>
+      <w:rPr>
+        <w:rFonts w:ascii="Courier New" w:hAnsi="Courier New" w:cs="Courier New" w:hint="default"/>
+      </w:rPr>
+    </w:lvl>
+    <w:lvl w:ilvl="8" w:tplc="0C0A0005" w:tentative="1">
+      <w:start w:val="1"/>
+      <w:numFmt w:val="bullet"/>
+      <w:lvlText w:val=""/>
+      <w:lvlJc w:val="left"/>
+      <w:pPr>
+        <w:ind w:left="6480" w:hanging="360"/>
+      </w:pPr>
+      <w:rPr>
+        <w:rFonts w:ascii="Wingdings" w:hAnsi="Wingdings" w:hint="default"/>
+      </w:rPr>
+    </w:lvl>
+  </w:abstractNum>
+  <w:abstractNum w:abstractNumId="2" w15:restartNumberingAfterBreak="0">
     <w:nsid w:val="3229034C"/>
     <w:multiLevelType w:val="multilevel"/>
     <w:tmpl w:val="6DCCCA7C"/>
@@ -1433,7 +1586,7 @@
       </w:pPr>
     </w:lvl>
   </w:abstractNum>
-  <w:abstractNum w:abstractNumId="2" w15:restartNumberingAfterBreak="0">
+  <w:abstractNum w:abstractNumId="3" w15:restartNumberingAfterBreak="0">
     <w:nsid w:val="42E16FB8"/>
     <w:multiLevelType w:val="multilevel"/>
     <w:tmpl w:val="73560384"/>
@@ -1550,7 +1703,7 @@
       </w:pPr>
     </w:lvl>
   </w:abstractNum>
-  <w:abstractNum w:abstractNumId="3" w15:restartNumberingAfterBreak="0">
+  <w:abstractNum w:abstractNumId="4" w15:restartNumberingAfterBreak="0">
     <w:nsid w:val="4A270754"/>
     <w:multiLevelType w:val="multilevel"/>
     <w:tmpl w:val="A0E85F70"/>
@@ -1699,7 +1852,7 @@
       </w:rPr>
     </w:lvl>
   </w:abstractNum>
-  <w:abstractNum w:abstractNumId="4" w15:restartNumberingAfterBreak="0">
+  <w:abstractNum w:abstractNumId="5" w15:restartNumberingAfterBreak="0">
     <w:nsid w:val="4C8F59DE"/>
     <w:multiLevelType w:val="multilevel"/>
     <w:tmpl w:val="E774DBF6"/>
@@ -1848,7 +2001,7 @@
       </w:rPr>
     </w:lvl>
   </w:abstractNum>
-  <w:abstractNum w:abstractNumId="5" w15:restartNumberingAfterBreak="0">
+  <w:abstractNum w:abstractNumId="6" w15:restartNumberingAfterBreak="0">
     <w:nsid w:val="59E872B7"/>
     <w:multiLevelType w:val="multilevel"/>
     <w:tmpl w:val="603672F0"/>
@@ -1997,7 +2150,7 @@
       </w:rPr>
     </w:lvl>
   </w:abstractNum>
-  <w:abstractNum w:abstractNumId="6" w15:restartNumberingAfterBreak="0">
+  <w:abstractNum w:abstractNumId="7" w15:restartNumberingAfterBreak="0">
     <w:nsid w:val="60F56D10"/>
     <w:multiLevelType w:val="multilevel"/>
     <w:tmpl w:val="ACF6D29E"/>
@@ -2146,7 +2299,7 @@
       </w:rPr>
     </w:lvl>
   </w:abstractNum>
-  <w:abstractNum w:abstractNumId="7" w15:restartNumberingAfterBreak="0">
+  <w:abstractNum w:abstractNumId="8" w15:restartNumberingAfterBreak="0">
     <w:nsid w:val="64833F0D"/>
     <w:multiLevelType w:val="multilevel"/>
     <w:tmpl w:val="493A876A"/>
@@ -2296,28 +2449,31 @@
     </w:lvl>
   </w:abstractNum>
   <w:num w:numId="1" w16cid:durableId="1662924627">
-    <w:abstractNumId w:val="3"/>
+    <w:abstractNumId w:val="4"/>
   </w:num>
   <w:num w:numId="2" w16cid:durableId="1717778869">
     <w:abstractNumId w:val="0"/>
   </w:num>
   <w:num w:numId="3" w16cid:durableId="262761868">
-    <w:abstractNumId w:val="1"/>
+    <w:abstractNumId w:val="2"/>
   </w:num>
   <w:num w:numId="4" w16cid:durableId="2048868471">
+    <w:abstractNumId w:val="6"/>
+  </w:num>
+  <w:num w:numId="5" w16cid:durableId="1094208818">
+    <w:abstractNumId w:val="7"/>
+  </w:num>
+  <w:num w:numId="6" w16cid:durableId="56904031">
     <w:abstractNumId w:val="5"/>
   </w:num>
-  <w:num w:numId="5" w16cid:durableId="1094208818">
-    <w:abstractNumId w:val="6"/>
-  </w:num>
-  <w:num w:numId="6" w16cid:durableId="56904031">
-    <w:abstractNumId w:val="4"/>
-  </w:num>
   <w:num w:numId="7" w16cid:durableId="228544462">
-    <w:abstractNumId w:val="2"/>
+    <w:abstractNumId w:val="3"/>
   </w:num>
   <w:num w:numId="8" w16cid:durableId="984815406">
-    <w:abstractNumId w:val="7"/>
+    <w:abstractNumId w:val="8"/>
+  </w:num>
+  <w:num w:numId="9" w16cid:durableId="771363540">
+    <w:abstractNumId w:val="1"/>
   </w:num>
 </w:numbering>
 </file>
@@ -2748,6 +2904,7 @@
   <w:style w:type="character" w:default="1" w:styleId="Fuentedeprrafopredeter">
     <w:name w:val="Default Paragraph Font"/>
     <w:uiPriority w:val="1"/>
+    <w:semiHidden/>
     <w:unhideWhenUsed/>
   </w:style>
   <w:style w:type="table" w:default="1" w:styleId="Tablanormal">
